--- a/corpus/synthetic/chart-insert__001.docx
+++ b/corpus/synthetic/chart-insert__001.docx
@@ -2,11 +2,7 @@
 <file path=word/document.xml><?xml version="1.0" encoding="utf-8"?>
 <w:document xmlns:w="http://schemas.openxmlformats.org/wordprocessingml/2006/main" xmlns:r="http://schemas.openxmlformats.org/officeDocument/2006/relationships" xmlns:wp="http://schemas.openxmlformats.org/drawingml/2006/wordprocessingDrawing" xmlns:a="http://schemas.openxmlformats.org/drawingml/2006/main" xmlns:pic="http://schemas.openxmlformats.org/drawingml/2006/picture" xmlns:m="http://schemas.openxmlformats.org/officeDocument/2006/math">
   <w:body>
-    <w:p>
-      <w:r>
-        <w:t>前文</w:t>
-      </w:r>
-    </w:p>
+    <w:p/>
     <w:sectPr>
       <w:pgSz w:w="11906" w:h="16838"/>
       <w:pgMar w:top="1440" w:right="1440" w:bottom="1440" w:left="1440" w:header="708" w:footer="708" w:gutter="0"/>
